--- a/docs/附件3：验收登记表-2026.docx
+++ b/docs/附件3：验收登记表-2026.docx
@@ -6,7 +6,9 @@
       <w:pPr>
         <w:spacing w:line="360" w:lineRule="auto"/>
         <w:rPr>
-          <w:sz w:val="24"/>
+          <w:rFonts w:hint="default" w:eastAsia="宋体"/>
+          <w:sz w:val="24"/>
+          <w:lang w:val="en-US" w:eastAsia="zh-CN"/>
         </w:rPr>
       </w:pPr>
       <w:r>
@@ -45,6 +47,14 @@
           <w:sz w:val="24"/>
         </w:rPr>
         <w:t>） 时间：</w:t>
+      </w:r>
+      <w:r>
+        <w:rPr>
+          <w:rFonts w:hint="eastAsia"/>
+          <w:sz w:val="24"/>
+          <w:lang w:val="en-US" w:eastAsia="zh-CN"/>
+        </w:rPr>
+        <w:t>17 : 40</w:t>
       </w:r>
     </w:p>
     <w:p>
@@ -71,6 +81,8 @@
         </w:rPr>
         <w:t>袁炜途（2023211304）</w:t>
       </w:r>
+      <w:bookmarkStart w:id="0" w:name="_GoBack"/>
+      <w:bookmarkEnd w:id="0"/>
     </w:p>
     <w:p>
       <w:pPr>
@@ -403,18 +415,7 @@
                 <w:szCs w:val="28"/>
                 <w:lang w:val="en-US" w:eastAsia="zh-CN"/>
               </w:rPr>
-              <w:t>组长，需求分析、项目整体规划、跨模块协调、参与目标代码生成模块编写</w:t>
-            </w:r>
-            <w:bookmarkStart w:id="0" w:name="_GoBack"/>
-            <w:bookmarkEnd w:id="0"/>
-            <w:r>
-              <w:rPr>
-                <w:rFonts w:hint="eastAsia"/>
-                <w:sz w:val="24"/>
-                <w:szCs w:val="28"/>
-                <w:lang w:val="en-US" w:eastAsia="zh-CN"/>
-              </w:rPr>
-              <w:t>。</w:t>
+              <w:t>组长，需求分析、项目整体规划、跨模块协调、参与目标代码生成模块编写。</w:t>
             </w:r>
           </w:p>
         </w:tc>
